--- a/proactive-english-b2-sy/out/PE-B2-BK2-SY_Unit17_StudentsBook.docx
+++ b/proactive-english-b2-sy/out/PE-B2-BK2-SY_Unit17_StudentsBook.docx
@@ -19423,7 +19423,7 @@
                 <w:sz w:val="22"/>
                 <w:szCs w:val="22"/>
               </w:rPr>
-              <w:t xml:space="preserve">Mr Hariri put one name on the board in October</w:t>
+              <w:t xml:space="preserve">Anas put one name on the board in October</w:t>
             </w:r>
             <w:r>
               <w:rPr>
@@ -19528,7 +19528,7 @@
                 <w:sz w:val="22"/>
                 <w:szCs w:val="22"/>
               </w:rPr>
-              <w:t xml:space="preserve">which is Mr Hariri's idea and costs eleven seconds.</w:t>
+              <w:t xml:space="preserve">which is Anas's idea and costs eleven seconds.</w:t>
             </w:r>
             <w:r>
               <w:rPr>
@@ -20060,7 +20060,7 @@
                 <w:sz w:val="22"/>
                 <w:szCs w:val="22"/>
               </w:rPr>
-              <w:t xml:space="preserve">Which is Mr Hariri's idea and costs eleven seconds.</w:t>
+              <w:t xml:space="preserve">Which is Anas's idea and costs eleven seconds.</w:t>
             </w:r>
             <w:r>
               <w:rPr>
@@ -36574,7 +36574,7 @@
                 <w:sz w:val="22"/>
                 <w:szCs w:val="22"/>
               </w:rPr>
-              <w:t xml:space="preserve">Mrs Sabbagh. You wrote a brief on the afternoon analyser question and you did something unusual with it.</w:t>
+              <w:t xml:space="preserve">Mrs Sabbagh. Your company maintains the analysers at Suwayda. You wrote a brief on the afternoon question there and you did something unusual with it.</w:t>
             </w:r>
           </w:p>
         </w:tc>
@@ -40366,7 +40366,7 @@
                 <w:sz w:val="22"/>
                 <w:szCs w:val="22"/>
               </w:rPr>
-              <w:t xml:space="preserve">Mr Hariri puts it at about four queries a day, and he is the person they fall on.</w:t>
+              <w:t xml:space="preserve">Mr Rifai puts it at about four queries a day, and he is the person they fall on.</w:t>
             </w:r>
             <w:r>
               <w:rPr>
@@ -40609,7 +40609,7 @@
                 <w:sz w:val="22"/>
                 <w:szCs w:val="22"/>
               </w:rPr>
-              <w:t xml:space="preserve">but I have not answered Mr Hariri's point and the brief says so twice.</w:t>
+              <w:t xml:space="preserve">but I have not answered Mr Rifai's point and the brief says so twice.</w:t>
             </w:r>
           </w:p>
         </w:tc>
@@ -41059,7 +41059,7 @@
                 <w:sz w:val="22"/>
                 <w:szCs w:val="22"/>
               </w:rPr>
-              <w:t xml:space="preserve">I would move it… but I have not answered Mr Hariri's point and the brief says so twice.</w:t>
+              <w:t xml:space="preserve">I would move it… but I have not answered Mr Rifai's point and the brief says so twice.</w:t>
             </w:r>
             <w:r>
               <w:rPr>
@@ -50115,7 +50115,7 @@
                 <w:sz w:val="22"/>
                 <w:szCs w:val="22"/>
               </w:rPr>
-              <w:t xml:space="preserve">If the analyser runs in the afternoon, the overlap with the day clerk drops from three hours to one, and the three hours are when queries are settled. Mr Hariri puts it at about four queries a day, and he is the person they fall on. Nobody on the afternoon side has answered that, including me.</w:t>
+              <w:t xml:space="preserve">If the analyser runs in the afternoon, the overlap with the day clerk drops from three hours to one, and the three hours are when queries are settled. Mr Rifai puts it at about four queries a day, and he is the person they fall on. Nobody on the afternoon side has answered that, including me.</w:t>
             </w:r>
           </w:p>
         </w:tc>
